--- a/ENGL317/Project4 - Usability Testing/Project4_script_rough_draft_notes.docx
+++ b/ENGL317/Project4 - Usability Testing/Project4_script_rough_draft_notes.docx
@@ -97,12 +97,15 @@
     </w:p>
     <w:p/>
     <w:p/>
+    <w:p/>
     <w:p>
       <w:r>
         <w:t>Tasks:</w:t>
       </w:r>
     </w:p>
-    <w:p/>
+    <w:p>
+      <w:bookmarkStart w:id="0" w:name="_Hlk200443197"/>
+    </w:p>
     <w:p>
       <w:pPr>
         <w:pStyle w:val="ListParagraph"/>
@@ -119,10 +122,13 @@
       <w:pPr>
         <w:pStyle w:val="ListParagraph"/>
         <w:numPr>
-          <w:ilvl w:val="1"/>
+          <w:ilvl w:val="0"/>
           <w:numId w:val="1"/>
         </w:numPr>
       </w:pPr>
+      <w:r>
+        <w:t>Navigate to the home page</w:t>
+      </w:r>
     </w:p>
     <w:p>
       <w:pPr>
@@ -133,7 +139,7 @@
         </w:numPr>
       </w:pPr>
       <w:r>
-        <w:t>Navigate to the home page</w:t>
+        <w:t>Create a new post</w:t>
       </w:r>
     </w:p>
     <w:p>
@@ -145,7 +151,7 @@
         </w:numPr>
       </w:pPr>
       <w:r>
-        <w:t>Determine the website mission statement</w:t>
+        <w:t>Assign a new profile picture</w:t>
       </w:r>
     </w:p>
     <w:p>
@@ -157,7 +163,7 @@
         </w:numPr>
       </w:pPr>
       <w:r>
-        <w:t>Assign a new profile picture</w:t>
+        <w:t>Follow another user</w:t>
       </w:r>
     </w:p>
     <w:p>
@@ -169,7 +175,7 @@
         </w:numPr>
       </w:pPr>
       <w:r>
-        <w:t>Search for a specific post</w:t>
+        <w:t>Block another user</w:t>
       </w:r>
     </w:p>
     <w:p>
@@ -193,7 +199,7 @@
         </w:numPr>
       </w:pPr>
       <w:r>
-        <w:t>Creating a new post</w:t>
+        <w:t>Determine the website mission statement</w:t>
       </w:r>
     </w:p>
     <w:p>
@@ -217,32 +223,9 @@
         </w:numPr>
       </w:pPr>
       <w:r>
-        <w:t>Follow another user</w:t>
-      </w:r>
-    </w:p>
-    <w:p>
-      <w:pPr>
-        <w:pStyle w:val="ListParagraph"/>
-        <w:numPr>
-          <w:ilvl w:val="0"/>
-          <w:numId w:val="1"/>
-        </w:numPr>
-      </w:pPr>
-      <w:r>
-        <w:t>Block another user</w:t>
-      </w:r>
-    </w:p>
-    <w:p>
-      <w:pPr>
-        <w:pStyle w:val="ListParagraph"/>
-        <w:numPr>
-          <w:ilvl w:val="0"/>
-          <w:numId w:val="1"/>
-        </w:numPr>
-      </w:pPr>
-      <w:r>
         <w:t>Delete an account</w:t>
       </w:r>
+      <w:bookmarkEnd w:id="0"/>
     </w:p>
     <w:sectPr>
       <w:pgSz w:w="12240" w:h="15840"/>

--- a/ENGL317/Project4 - Usability Testing/Project4_script_rough_draft_notes.docx
+++ b/ENGL317/Project4 - Usability Testing/Project4_script_rough_draft_notes.docx
@@ -23,13 +23,8 @@
     <w:p/>
     <w:p/>
     <w:p>
-      <w:proofErr w:type="spellStart"/>
-      <w:r>
-        <w:t>IMRaD</w:t>
-      </w:r>
-      <w:proofErr w:type="spellEnd"/>
-      <w:r>
-        <w:t xml:space="preserve"> (Introduction,</w:t>
+      <w:r>
+        <w:t>IMRaD (Introduction,</w:t>
       </w:r>
       <w:r>
         <w:rPr>
@@ -151,7 +146,7 @@
         </w:numPr>
       </w:pPr>
       <w:r>
-        <w:t>Assign a new profile picture</w:t>
+        <w:t>Edit your profile.</w:t>
       </w:r>
     </w:p>
     <w:p>
@@ -163,7 +158,7 @@
         </w:numPr>
       </w:pPr>
       <w:r>
-        <w:t>Follow another user</w:t>
+        <w:t>Find and follow another user.</w:t>
       </w:r>
     </w:p>
     <w:p>
@@ -175,7 +170,10 @@
         </w:numPr>
       </w:pPr>
       <w:r>
-        <w:t>Block another user</w:t>
+        <w:t>Block</w:t>
+      </w:r>
+      <w:r>
+        <w:t xml:space="preserve"> another user</w:t>
       </w:r>
     </w:p>
     <w:p>
@@ -187,7 +185,7 @@
         </w:numPr>
       </w:pPr>
       <w:r>
-        <w:t>Locate the Terms of Service and Privacy Policy</w:t>
+        <w:t>Send a message to another user</w:t>
       </w:r>
     </w:p>
     <w:p>
@@ -199,7 +197,7 @@
         </w:numPr>
       </w:pPr>
       <w:r>
-        <w:t>Determine the website mission statement</w:t>
+        <w:t>Locate the Terms of Service and Privacy Policy</w:t>
       </w:r>
     </w:p>
     <w:p>
@@ -227,6 +225,81 @@
       </w:r>
       <w:bookmarkEnd w:id="0"/>
     </w:p>
+    <w:p/>
+    <w:p/>
+    <w:p/>
+    <w:p/>
+    <w:p>
+      <w:r>
+        <w:t>The tasks will use the following criteria:</w:t>
+      </w:r>
+    </w:p>
+    <w:p/>
+    <w:p>
+      <w:r>
+        <w:rPr>
+          <w:i/>
+          <w:iCs/>
+        </w:rPr>
+        <w:t>Effective:</w:t>
+      </w:r>
+      <w:r>
+        <w:t xml:space="preserve">  The task was possible for a standard user to complete.</w:t>
+      </w:r>
+    </w:p>
+    <w:p/>
+    <w:p>
+      <w:r>
+        <w:rPr>
+          <w:i/>
+          <w:iCs/>
+        </w:rPr>
+        <w:t>Efficient:</w:t>
+      </w:r>
+      <w:r>
+        <w:t xml:space="preserve">  The task was able to be completed in a reasonable time frame.</w:t>
+      </w:r>
+    </w:p>
+    <w:p/>
+    <w:p>
+      <w:r>
+        <w:rPr>
+          <w:i/>
+          <w:iCs/>
+        </w:rPr>
+        <w:t>Engaging:</w:t>
+      </w:r>
+      <w:r>
+        <w:t xml:space="preserve">  The task was satisfying and easily completed.</w:t>
+      </w:r>
+    </w:p>
+    <w:p/>
+    <w:p>
+      <w:r>
+        <w:rPr>
+          <w:i/>
+          <w:iCs/>
+        </w:rPr>
+        <w:t>Error Tolerant:</w:t>
+      </w:r>
+      <w:r>
+        <w:t xml:space="preserve">  There were few to none errors that could be made easily along the way.</w:t>
+      </w:r>
+    </w:p>
+    <w:p/>
+    <w:p>
+      <w:r>
+        <w:rPr>
+          <w:i/>
+          <w:iCs/>
+        </w:rPr>
+        <w:t>Easy to Learn:</w:t>
+      </w:r>
+      <w:r>
+        <w:t xml:space="preserve">  The interface was intuitive and easy to learn, letting the tasks be completed without outside assistance.</w:t>
+      </w:r>
+    </w:p>
+    <w:p/>
     <w:sectPr>
       <w:pgSz w:w="12240" w:h="15840"/>
       <w:pgMar w:top="1440" w:right="1440" w:bottom="1440" w:left="1440" w:header="720" w:footer="720" w:gutter="0"/>
@@ -941,6 +1014,7 @@
   <w:style w:type="character" w:default="1" w:styleId="DefaultParagraphFont">
     <w:name w:val="Default Paragraph Font"/>
     <w:uiPriority w:val="1"/>
+    <w:semiHidden/>
     <w:unhideWhenUsed/>
   </w:style>
   <w:style w:type="table" w:default="1" w:styleId="TableNormal">

--- a/ENGL317/Project4 - Usability Testing/Project4_script_rough_draft_notes.docx
+++ b/ENGL317/Project4 - Usability Testing/Project4_script_rough_draft_notes.docx
@@ -23,8 +23,13 @@
     <w:p/>
     <w:p/>
     <w:p>
-      <w:r>
-        <w:t>IMRaD (Introduction,</w:t>
+      <w:proofErr w:type="spellStart"/>
+      <w:r>
+        <w:t>IMRaD</w:t>
+      </w:r>
+      <w:proofErr w:type="spellEnd"/>
+      <w:r>
+        <w:t xml:space="preserve"> (Introduction,</w:t>
       </w:r>
       <w:r>
         <w:rPr>
@@ -109,8 +114,12 @@
           <w:numId w:val="1"/>
         </w:numPr>
       </w:pPr>
+      <w:bookmarkStart w:id="1" w:name="_Hlk200688656"/>
       <w:r>
         <w:t>Sign up for an account</w:t>
+      </w:r>
+      <w:r>
+        <w:t>.</w:t>
       </w:r>
     </w:p>
     <w:p>
@@ -124,6 +133,9 @@
       <w:r>
         <w:t>Navigate to the home page</w:t>
       </w:r>
+      <w:r>
+        <w:t>.</w:t>
+      </w:r>
     </w:p>
     <w:p>
       <w:pPr>
@@ -136,6 +148,9 @@
       <w:r>
         <w:t>Create a new post</w:t>
       </w:r>
+      <w:r>
+        <w:t>.</w:t>
+      </w:r>
     </w:p>
     <w:p>
       <w:pPr>
@@ -175,6 +190,9 @@
       <w:r>
         <w:t xml:space="preserve"> another user</w:t>
       </w:r>
+      <w:r>
+        <w:t>.</w:t>
+      </w:r>
     </w:p>
     <w:p>
       <w:pPr>
@@ -185,7 +203,7 @@
         </w:numPr>
       </w:pPr>
       <w:r>
-        <w:t>Send a message to another user</w:t>
+        <w:t>Request technical assistance.</w:t>
       </w:r>
     </w:p>
     <w:p>
@@ -199,6 +217,9 @@
       <w:r>
         <w:t>Locate the Terms of Service and Privacy Policy</w:t>
       </w:r>
+      <w:r>
+        <w:t>.</w:t>
+      </w:r>
     </w:p>
     <w:p>
       <w:pPr>
@@ -211,6 +232,9 @@
       <w:r>
         <w:t>Change the privacy settings</w:t>
       </w:r>
+      <w:r>
+        <w:t>.</w:t>
+      </w:r>
     </w:p>
     <w:p>
       <w:pPr>
@@ -224,7 +248,11 @@
         <w:t>Delete an account</w:t>
       </w:r>
       <w:bookmarkEnd w:id="0"/>
-    </w:p>
+      <w:r>
+        <w:t>.</w:t>
+      </w:r>
+    </w:p>
+    <w:bookmarkEnd w:id="1"/>
     <w:p/>
     <w:p/>
     <w:p/>
@@ -241,23 +269,22 @@
           <w:i/>
           <w:iCs/>
         </w:rPr>
-        <w:t>Effective:</w:t>
-      </w:r>
-      <w:r>
-        <w:t xml:space="preserve">  The task was possible for a standard user to complete.</w:t>
-      </w:r>
-    </w:p>
-    <w:p/>
-    <w:p>
+        <w:t>Effective</w:t>
+      </w:r>
+      <w:proofErr w:type="gramStart"/>
       <w:r>
         <w:rPr>
           <w:i/>
           <w:iCs/>
         </w:rPr>
-        <w:t>Efficient:</w:t>
-      </w:r>
-      <w:r>
-        <w:t xml:space="preserve">  The task was able to be completed in a reasonable time frame.</w:t>
+        <w:t>:</w:t>
+      </w:r>
+      <w:r>
+        <w:t xml:space="preserve">  The</w:t>
+      </w:r>
+      <w:proofErr w:type="gramEnd"/>
+      <w:r>
+        <w:t xml:space="preserve"> task was possible for a standard user to complete.</w:t>
       </w:r>
     </w:p>
     <w:p/>
@@ -267,23 +294,22 @@
           <w:i/>
           <w:iCs/>
         </w:rPr>
-        <w:t>Engaging:</w:t>
-      </w:r>
-      <w:r>
-        <w:t xml:space="preserve">  The task was satisfying and easily completed.</w:t>
-      </w:r>
-    </w:p>
-    <w:p/>
-    <w:p>
+        <w:t>Efficient</w:t>
+      </w:r>
+      <w:proofErr w:type="gramStart"/>
       <w:r>
         <w:rPr>
           <w:i/>
           <w:iCs/>
         </w:rPr>
-        <w:t>Error Tolerant:</w:t>
-      </w:r>
-      <w:r>
-        <w:t xml:space="preserve">  There were few to none errors that could be made easily along the way.</w:t>
+        <w:t>:</w:t>
+      </w:r>
+      <w:r>
+        <w:t xml:space="preserve">  The</w:t>
+      </w:r>
+      <w:proofErr w:type="gramEnd"/>
+      <w:r>
+        <w:t xml:space="preserve"> task was able to be completed in a reasonable time frame.</w:t>
       </w:r>
     </w:p>
     <w:p/>
@@ -293,12 +319,140 @@
           <w:i/>
           <w:iCs/>
         </w:rPr>
-        <w:t>Easy to Learn:</w:t>
-      </w:r>
-      <w:r>
-        <w:t xml:space="preserve">  The interface was intuitive and easy to learn, letting the tasks be completed without outside assistance.</w:t>
-      </w:r>
-    </w:p>
+        <w:t>Engaging</w:t>
+      </w:r>
+      <w:proofErr w:type="gramStart"/>
+      <w:r>
+        <w:rPr>
+          <w:i/>
+          <w:iCs/>
+        </w:rPr>
+        <w:t>:</w:t>
+      </w:r>
+      <w:r>
+        <w:t xml:space="preserve">  The</w:t>
+      </w:r>
+      <w:proofErr w:type="gramEnd"/>
+      <w:r>
+        <w:t xml:space="preserve"> task was satisfying and easily completed.</w:t>
+      </w:r>
+    </w:p>
+    <w:p/>
+    <w:p>
+      <w:r>
+        <w:rPr>
+          <w:i/>
+          <w:iCs/>
+        </w:rPr>
+        <w:t>Error Tolerant</w:t>
+      </w:r>
+      <w:proofErr w:type="gramStart"/>
+      <w:r>
+        <w:rPr>
+          <w:i/>
+          <w:iCs/>
+        </w:rPr>
+        <w:t>:</w:t>
+      </w:r>
+      <w:r>
+        <w:t xml:space="preserve">  There</w:t>
+      </w:r>
+      <w:proofErr w:type="gramEnd"/>
+      <w:r>
+        <w:t xml:space="preserve"> were few to </w:t>
+      </w:r>
+      <w:proofErr w:type="gramStart"/>
+      <w:r>
+        <w:t>none</w:t>
+      </w:r>
+      <w:proofErr w:type="gramEnd"/>
+      <w:r>
+        <w:t xml:space="preserve"> errors that could be made easily along the way.</w:t>
+      </w:r>
+    </w:p>
+    <w:p/>
+    <w:p>
+      <w:r>
+        <w:rPr>
+          <w:i/>
+          <w:iCs/>
+        </w:rPr>
+        <w:t>Easy to Learn</w:t>
+      </w:r>
+      <w:proofErr w:type="gramStart"/>
+      <w:r>
+        <w:rPr>
+          <w:i/>
+          <w:iCs/>
+        </w:rPr>
+        <w:t>:</w:t>
+      </w:r>
+      <w:r>
+        <w:t xml:space="preserve">  The</w:t>
+      </w:r>
+      <w:proofErr w:type="gramEnd"/>
+      <w:r>
+        <w:t xml:space="preserve"> interface was intuitive and easy to learn, letting the tasks be completed without outside assistance.</w:t>
+      </w:r>
+    </w:p>
+    <w:p/>
+    <w:p/>
+    <w:p/>
+    <w:p/>
+    <w:p/>
+    <w:p/>
+    <w:p>
+      <w:r>
+        <w:t>Hello, my name is Todd Carter, and in this screencast, I am going to give an overview of my usability test that compares the social media websites X, formerly Twitter, and Bluesky.</w:t>
+      </w:r>
+    </w:p>
+    <w:p/>
+    <w:p>
+      <w:r>
+        <w:t>X and Bluesky are both social media websites that use very similar formats and styles with the primary purpose of letting users post short-form, public messages.</w:t>
+      </w:r>
+    </w:p>
+    <w:p/>
+    <w:p>
+      <w:r>
+        <w:t>To gather data for the comparisons, I performed ten separate tests on functionalities that are common to both sites.</w:t>
+      </w:r>
+    </w:p>
+    <w:p/>
+    <w:p>
+      <w:r>
+        <w:t xml:space="preserve">The differences in performance for each of these functions </w:t>
+      </w:r>
+      <w:proofErr w:type="gramStart"/>
+      <w:r>
+        <w:t>was</w:t>
+      </w:r>
+      <w:proofErr w:type="gramEnd"/>
+      <w:r>
+        <w:t xml:space="preserve"> then measured using a six-point Likert Scale and totaled up at the end.</w:t>
+      </w:r>
+    </w:p>
+    <w:p/>
+    <w:p>
+      <w:r>
+        <w:t>This established a relative comparison of quantified values for the user experiences presented by each website.</w:t>
+      </w:r>
+    </w:p>
+    <w:p/>
+    <w:p>
+      <w:r>
+        <w:t>By the numbers, X performed worse overall than Bluesky on nearly every test, only doing better or equal than Bluesky on individual criteria.</w:t>
+      </w:r>
+    </w:p>
+    <w:p/>
+    <w:p>
+      <w:r>
+        <w:t>In this screencast, I’m going to walk you through the most significant discrepancy uncovered during testing, which was attempting to find a live response for technical issues.</w:t>
+      </w:r>
+    </w:p>
+    <w:p/>
+    <w:p/>
+    <w:p/>
     <w:p/>
     <w:sectPr>
       <w:pgSz w:w="12240" w:h="15840"/>
@@ -322,7 +476,7 @@
       <w:lvlText w:val="%1."/>
       <w:lvlJc w:val="left"/>
       <w:pPr>
-        <w:ind w:left="720" w:hanging="360"/>
+        <w:ind w:left="360" w:hanging="360"/>
       </w:pPr>
       <w:rPr>
         <w:rFonts w:hint="default"/>
@@ -334,7 +488,7 @@
       <w:lvlText w:val="%2."/>
       <w:lvlJc w:val="left"/>
       <w:pPr>
-        <w:ind w:left="1440" w:hanging="360"/>
+        <w:ind w:left="1080" w:hanging="360"/>
       </w:pPr>
     </w:lvl>
     <w:lvl w:ilvl="2" w:tplc="0409001B" w:tentative="1">
@@ -343,7 +497,7 @@
       <w:lvlText w:val="%3."/>
       <w:lvlJc w:val="right"/>
       <w:pPr>
-        <w:ind w:left="2160" w:hanging="180"/>
+        <w:ind w:left="1800" w:hanging="180"/>
       </w:pPr>
     </w:lvl>
     <w:lvl w:ilvl="3" w:tplc="0409000F" w:tentative="1">
@@ -352,7 +506,7 @@
       <w:lvlText w:val="%4."/>
       <w:lvlJc w:val="left"/>
       <w:pPr>
-        <w:ind w:left="2880" w:hanging="360"/>
+        <w:ind w:left="2520" w:hanging="360"/>
       </w:pPr>
     </w:lvl>
     <w:lvl w:ilvl="4" w:tplc="04090019" w:tentative="1">
@@ -361,7 +515,7 @@
       <w:lvlText w:val="%5."/>
       <w:lvlJc w:val="left"/>
       <w:pPr>
-        <w:ind w:left="3600" w:hanging="360"/>
+        <w:ind w:left="3240" w:hanging="360"/>
       </w:pPr>
     </w:lvl>
     <w:lvl w:ilvl="5" w:tplc="0409001B" w:tentative="1">
@@ -370,7 +524,7 @@
       <w:lvlText w:val="%6."/>
       <w:lvlJc w:val="right"/>
       <w:pPr>
-        <w:ind w:left="4320" w:hanging="180"/>
+        <w:ind w:left="3960" w:hanging="180"/>
       </w:pPr>
     </w:lvl>
     <w:lvl w:ilvl="6" w:tplc="0409000F" w:tentative="1">
@@ -379,7 +533,7 @@
       <w:lvlText w:val="%7."/>
       <w:lvlJc w:val="left"/>
       <w:pPr>
-        <w:ind w:left="5040" w:hanging="360"/>
+        <w:ind w:left="4680" w:hanging="360"/>
       </w:pPr>
     </w:lvl>
     <w:lvl w:ilvl="7" w:tplc="04090019" w:tentative="1">
@@ -388,7 +542,7 @@
       <w:lvlText w:val="%8."/>
       <w:lvlJc w:val="left"/>
       <w:pPr>
-        <w:ind w:left="5760" w:hanging="360"/>
+        <w:ind w:left="5400" w:hanging="360"/>
       </w:pPr>
     </w:lvl>
     <w:lvl w:ilvl="8" w:tplc="0409001B" w:tentative="1">
@@ -397,7 +551,7 @@
       <w:lvlText w:val="%9."/>
       <w:lvlJc w:val="right"/>
       <w:pPr>
-        <w:ind w:left="6480" w:hanging="180"/>
+        <w:ind w:left="6120" w:hanging="180"/>
       </w:pPr>
     </w:lvl>
   </w:abstractNum>
@@ -1622,4 +1776,16 @@
     </a:ext>
   </a:extLst>
 </a:theme>
+</file>
+
+<file path=customXml/item1.xml><?xml version="1.0" encoding="utf-8"?>
+<b:Sources xmlns:b="http://schemas.openxmlformats.org/officeDocument/2006/bibliography" xmlns="http://schemas.openxmlformats.org/officeDocument/2006/bibliography" SelectedStyle="\APASixthEditionOfficeOnline.xsl" StyleName="APA" Version="6"/>
+</file>
+
+<file path=customXml/itemProps1.xml><?xml version="1.0" encoding="utf-8"?>
+<ds:datastoreItem xmlns:ds="http://schemas.openxmlformats.org/officeDocument/2006/customXml" ds:itemID="{8E7DB781-EE60-43E7-9E96-CFA9B7D6CE23}">
+  <ds:schemaRefs>
+    <ds:schemaRef ds:uri="http://schemas.openxmlformats.org/officeDocument/2006/bibliography"/>
+  </ds:schemaRefs>
+</ds:datastoreItem>
 </file>
--- a/ENGL317/Project4 - Usability Testing/Project4_script_rough_draft_notes.docx
+++ b/ENGL317/Project4 - Usability Testing/Project4_script_rough_draft_notes.docx
@@ -400,7 +400,6 @@
     <w:p/>
     <w:p/>
     <w:p/>
-    <w:p/>
     <w:p>
       <w:r>
         <w:t>Hello, my name is Todd Carter, and in this screencast, I am going to give an overview of my usability test that compares the social media websites X, formerly Twitter, and Bluesky.</w:t>
@@ -409,7 +408,13 @@
     <w:p/>
     <w:p>
       <w:r>
-        <w:t>X and Bluesky are both social media websites that use very similar formats and styles with the primary purpose of letting users post short-form, public messages.</w:t>
+        <w:t>X and Bluesky are both social media websites that use very similar formats and styles</w:t>
+      </w:r>
+      <w:r>
+        <w:t>,</w:t>
+      </w:r>
+      <w:r>
+        <w:t xml:space="preserve"> with the primary purpose of letting users post short-form, public messages.</w:t>
       </w:r>
     </w:p>
     <w:p/>
@@ -447,9 +452,351 @@
     <w:p/>
     <w:p>
       <w:r>
-        <w:t>In this screencast, I’m going to walk you through the most significant discrepancy uncovered during testing, which was attempting to find a live response for technical issues.</w:t>
-      </w:r>
-    </w:p>
+        <w:t>In this screencast, I’m going to walk you through the most significant discrepancy uncovered during testing</w:t>
+      </w:r>
+      <w:r>
+        <w:t>.</w:t>
+      </w:r>
+    </w:p>
+    <w:p/>
+    <w:p>
+      <w:r>
+        <w:t>The task was to attempt</w:t>
+      </w:r>
+      <w:r>
+        <w:t xml:space="preserve"> to</w:t>
+      </w:r>
+      <w:r>
+        <w:t xml:space="preserve"> see if an average user of average skill could</w:t>
+      </w:r>
+      <w:r>
+        <w:t xml:space="preserve"> find a live response for technical issues</w:t>
+      </w:r>
+      <w:r>
+        <w:t>.</w:t>
+      </w:r>
+    </w:p>
+    <w:p/>
+    <w:p>
+      <w:r>
+        <w:t>This is a common feature of most modern websites and reasonable to see on any social media.</w:t>
+      </w:r>
+    </w:p>
+    <w:p/>
+    <w:p>
+      <w:r>
+        <w:t xml:space="preserve">This could have taken the form of an email to an IT </w:t>
+      </w:r>
+      <w:proofErr w:type="gramStart"/>
+      <w:r>
+        <w:t>department,</w:t>
+      </w:r>
+      <w:proofErr w:type="gramEnd"/>
+      <w:r>
+        <w:t xml:space="preserve"> submitting a ticket, or even</w:t>
+      </w:r>
+      <w:r>
+        <w:t xml:space="preserve"> just</w:t>
+      </w:r>
+      <w:r>
+        <w:t xml:space="preserve"> a phone </w:t>
+      </w:r>
+      <w:proofErr w:type="gramStart"/>
+      <w:r>
+        <w:t>number</w:t>
+      </w:r>
+      <w:proofErr w:type="gramEnd"/>
+      <w:r>
+        <w:t xml:space="preserve"> to a service center.</w:t>
+      </w:r>
+    </w:p>
+    <w:p/>
+    <w:p>
+      <w:r>
+        <w:t>So.</w:t>
+      </w:r>
+    </w:p>
+    <w:p/>
+    <w:p>
+      <w:r>
+        <w:t xml:space="preserve">On many websites, there is a list of </w:t>
+      </w:r>
+      <w:r>
+        <w:t xml:space="preserve">useful </w:t>
+      </w:r>
+      <w:r>
+        <w:t xml:space="preserve">links at the bottom of the </w:t>
+      </w:r>
+      <w:r>
+        <w:t>page, such as here on X</w:t>
+      </w:r>
+      <w:r>
+        <w:t>.</w:t>
+      </w:r>
+    </w:p>
+    <w:p/>
+    <w:p>
+      <w:r>
+        <w:t>This often includes a link to a help center, or a system of reaching out to the website owners for technical assistance.</w:t>
+      </w:r>
+    </w:p>
+    <w:p/>
+    <w:p>
+      <w:r>
+        <w:lastRenderedPageBreak/>
+        <w:t>Here on X, you can see that there is a list of links, but it does not contain any links to technical assistance, even when you open the “More” tab.</w:t>
+      </w:r>
+    </w:p>
+    <w:p/>
+    <w:p>
+      <w:r>
+        <w:t xml:space="preserve">Instead, </w:t>
+      </w:r>
+      <w:proofErr w:type="gramStart"/>
+      <w:r>
+        <w:t>in order to</w:t>
+      </w:r>
+      <w:proofErr w:type="gramEnd"/>
+      <w:r>
+        <w:t xml:space="preserve"> find any assistance, you need to use the left-hand sidebar over </w:t>
+      </w:r>
+      <w:proofErr w:type="gramStart"/>
+      <w:r>
+        <w:t>here, and</w:t>
+      </w:r>
+      <w:proofErr w:type="gramEnd"/>
+      <w:r>
+        <w:t xml:space="preserve"> click “More.”</w:t>
+      </w:r>
+    </w:p>
+    <w:p/>
+    <w:p>
+      <w:r>
+        <w:t>Then “Settings and privacy.”</w:t>
+      </w:r>
+    </w:p>
+    <w:p/>
+    <w:p>
+      <w:r>
+        <w:t>And n</w:t>
+      </w:r>
+      <w:r>
+        <w:t>ow here, you can see there is a link to a Help Center.</w:t>
+      </w:r>
+    </w:p>
+    <w:p/>
+    <w:p>
+      <w:r>
+        <w:t xml:space="preserve">Following </w:t>
+      </w:r>
+      <w:proofErr w:type="gramStart"/>
+      <w:r>
+        <w:t>this redirects</w:t>
+      </w:r>
+      <w:proofErr w:type="gramEnd"/>
+      <w:r>
+        <w:t xml:space="preserve"> to a different site entirely, which itself isn’t </w:t>
+      </w:r>
+      <w:r>
+        <w:t>unusual</w:t>
+      </w:r>
+      <w:r>
+        <w:t>.</w:t>
+      </w:r>
+    </w:p>
+    <w:p/>
+    <w:p>
+      <w:r>
+        <w:t>Here on this</w:t>
+      </w:r>
+      <w:r>
+        <w:t xml:space="preserve"> help center</w:t>
+      </w:r>
+      <w:r>
+        <w:t xml:space="preserve"> site are common </w:t>
+      </w:r>
+      <w:r>
+        <w:t>user issues</w:t>
+      </w:r>
+      <w:r>
+        <w:t>, FAQs,</w:t>
+      </w:r>
+      <w:r>
+        <w:t xml:space="preserve"> and</w:t>
+      </w:r>
+      <w:r>
+        <w:t xml:space="preserve"> </w:t>
+      </w:r>
+      <w:r>
+        <w:t xml:space="preserve">troubleshooting articles.  </w:t>
+      </w:r>
+    </w:p>
+    <w:p/>
+    <w:p>
+      <w:r>
+        <w:t>These are all</w:t>
+      </w:r>
+      <w:r>
+        <w:t xml:space="preserve"> self-help systems</w:t>
+      </w:r>
+      <w:r>
+        <w:t xml:space="preserve"> that don’t complete the task.</w:t>
+      </w:r>
+    </w:p>
+    <w:p/>
+    <w:p>
+      <w:proofErr w:type="gramStart"/>
+      <w:r>
+        <w:t>In order to</w:t>
+      </w:r>
+      <w:proofErr w:type="gramEnd"/>
+      <w:r>
+        <w:t xml:space="preserve"> try and</w:t>
+      </w:r>
+      <w:r>
+        <w:t xml:space="preserve"> reach LIVE technical assistance, </w:t>
+      </w:r>
+      <w:r>
+        <w:t>you can attempt to use “Contact Us,” which is another common system to see on other websites.</w:t>
+      </w:r>
+    </w:p>
+    <w:p/>
+    <w:p>
+      <w:r>
+        <w:t>And here we find more self-help solutions as we scroll to the bottom of the page.</w:t>
+      </w:r>
+    </w:p>
+    <w:p/>
+    <w:p>
+      <w:r>
+        <w:t>Finally, here at the bottom, we have information about some form of contact with actual technical support.</w:t>
+      </w:r>
+    </w:p>
+    <w:p/>
+    <w:p>
+      <w:r>
+        <w:t>However.</w:t>
+      </w:r>
+    </w:p>
+    <w:p/>
+    <w:p>
+      <w:r>
+        <w:t>When we go to the @Support account as suggested.</w:t>
+      </w:r>
+    </w:p>
+    <w:p/>
+    <w:p>
+      <w:r>
+        <w:t xml:space="preserve">We find that it’s been </w:t>
+      </w:r>
+      <w:proofErr w:type="gramStart"/>
+      <w:r>
+        <w:t>deactivated</w:t>
+      </w:r>
+      <w:proofErr w:type="gramEnd"/>
+      <w:r>
+        <w:t xml:space="preserve"> and its posts have been hidden.</w:t>
+      </w:r>
+    </w:p>
+    <w:p/>
+    <w:p>
+      <w:r>
+        <w:t xml:space="preserve">The link that is suggested to replace it redirects </w:t>
+      </w:r>
+      <w:r>
+        <w:t xml:space="preserve">us </w:t>
+      </w:r>
+      <w:r>
+        <w:t>back to the same help center that sent us here.</w:t>
+      </w:r>
+    </w:p>
+    <w:p/>
+    <w:p>
+      <w:proofErr w:type="gramStart"/>
+      <w:r>
+        <w:t>So</w:t>
+      </w:r>
+      <w:proofErr w:type="gramEnd"/>
+      <w:r>
+        <w:t xml:space="preserve"> at this point, the task seemed to be essentially impossible.</w:t>
+      </w:r>
+    </w:p>
+    <w:p/>
+    <w:p>
+      <w:r>
+        <w:t xml:space="preserve">The purpose of this test </w:t>
+      </w:r>
+      <w:proofErr w:type="gramStart"/>
+      <w:r>
+        <w:t>was</w:t>
+      </w:r>
+      <w:proofErr w:type="gramEnd"/>
+      <w:r>
+        <w:t xml:space="preserve"> whether an average user with average technical knowledge would be able to reach out to a live </w:t>
+      </w:r>
+      <w:r>
+        <w:t>support</w:t>
+      </w:r>
+      <w:r>
+        <w:t xml:space="preserve"> service.</w:t>
+      </w:r>
+    </w:p>
+    <w:p/>
+    <w:p>
+      <w:r>
+        <w:t xml:space="preserve">And </w:t>
+      </w:r>
+      <w:r>
+        <w:t xml:space="preserve">on </w:t>
+      </w:r>
+      <w:r>
+        <w:t xml:space="preserve">this </w:t>
+      </w:r>
+      <w:proofErr w:type="gramStart"/>
+      <w:r>
+        <w:t>particular task</w:t>
+      </w:r>
+      <w:proofErr w:type="gramEnd"/>
+      <w:r>
+        <w:t>, X</w:t>
+      </w:r>
+      <w:r>
+        <w:t xml:space="preserve"> failed outright.</w:t>
+      </w:r>
+    </w:p>
+    <w:p/>
+    <w:p>
+      <w:r>
+        <w:t>This is in stark contrast to the competitor in my report, Bluesky, which not only had helpful links to their Help Center, but also a user-submitted ticket system.</w:t>
+      </w:r>
+    </w:p>
+    <w:p/>
+    <w:p>
+      <w:r>
+        <w:t xml:space="preserve">If I was </w:t>
+      </w:r>
+      <w:proofErr w:type="gramStart"/>
+      <w:r>
+        <w:t>in a position</w:t>
+      </w:r>
+      <w:proofErr w:type="gramEnd"/>
+      <w:r>
+        <w:t xml:space="preserve"> to make suggestions to the administrators, then, among many other things, I would tell them to </w:t>
+      </w:r>
+      <w:r>
+        <w:t>make live support more accessible to their users</w:t>
+      </w:r>
+      <w:r>
+        <w:t>.</w:t>
+      </w:r>
+    </w:p>
+    <w:p/>
+    <w:p>
+      <w:r>
+        <w:t>Thank you for your time.</w:t>
+      </w:r>
+    </w:p>
+    <w:p/>
     <w:p/>
     <w:p/>
     <w:p/>

--- a/ENGL317/Project4 - Usability Testing/Project4_script_rough_draft_notes.docx
+++ b/ENGL317/Project4 - Usability Testing/Project4_script_rough_draft_notes.docx
@@ -13,7 +13,16 @@
       </w:r>
     </w:p>
     <w:p/>
-    <w:p/>
+    <w:p>
+      <w:r>
+        <w:t>Screencast link:</w:t>
+      </w:r>
+    </w:p>
+    <w:p>
+      <w:r>
+        <w:t>https://youtu.be/uXkPqoypZ2s</w:t>
+      </w:r>
+    </w:p>
     <w:p/>
     <w:p>
       <w:r>
@@ -23,13 +32,8 @@
     <w:p/>
     <w:p/>
     <w:p>
-      <w:proofErr w:type="spellStart"/>
-      <w:r>
-        <w:t>IMRaD</w:t>
-      </w:r>
-      <w:proofErr w:type="spellEnd"/>
-      <w:r>
-        <w:t xml:space="preserve"> (Introduction,</w:t>
+      <w:r>
+        <w:t>IMRaD (Introduction,</w:t>
       </w:r>
       <w:r>
         <w:rPr>
@@ -269,22 +273,23 @@
           <w:i/>
           <w:iCs/>
         </w:rPr>
-        <w:t>Effective</w:t>
-      </w:r>
-      <w:proofErr w:type="gramStart"/>
+        <w:t>Effective:</w:t>
+      </w:r>
+      <w:r>
+        <w:t xml:space="preserve">  The task was possible for a standard user to complete.</w:t>
+      </w:r>
+    </w:p>
+    <w:p/>
+    <w:p>
       <w:r>
         <w:rPr>
           <w:i/>
           <w:iCs/>
         </w:rPr>
-        <w:t>:</w:t>
-      </w:r>
-      <w:r>
-        <w:t xml:space="preserve">  The</w:t>
-      </w:r>
-      <w:proofErr w:type="gramEnd"/>
-      <w:r>
-        <w:t xml:space="preserve"> task was possible for a standard user to complete.</w:t>
+        <w:t>Efficient:</w:t>
+      </w:r>
+      <w:r>
+        <w:t xml:space="preserve">  The task was able to be completed in a reasonable time frame.</w:t>
       </w:r>
     </w:p>
     <w:p/>
@@ -294,22 +299,24 @@
           <w:i/>
           <w:iCs/>
         </w:rPr>
-        <w:t>Efficient</w:t>
-      </w:r>
-      <w:proofErr w:type="gramStart"/>
+        <w:lastRenderedPageBreak/>
+        <w:t>Engaging:</w:t>
+      </w:r>
+      <w:r>
+        <w:t xml:space="preserve">  The task was satisfying and easily completed.</w:t>
+      </w:r>
+    </w:p>
+    <w:p/>
+    <w:p>
       <w:r>
         <w:rPr>
           <w:i/>
           <w:iCs/>
         </w:rPr>
-        <w:t>:</w:t>
-      </w:r>
-      <w:r>
-        <w:t xml:space="preserve">  The</w:t>
-      </w:r>
-      <w:proofErr w:type="gramEnd"/>
-      <w:r>
-        <w:t xml:space="preserve"> task was able to be completed in a reasonable time frame.</w:t>
+        <w:t>Error Tolerant:</w:t>
+      </w:r>
+      <w:r>
+        <w:t xml:space="preserve">  There were few to none errors that could be made easily along the way.</w:t>
       </w:r>
     </w:p>
     <w:p/>
@@ -319,80 +326,10 @@
           <w:i/>
           <w:iCs/>
         </w:rPr>
-        <w:t>Engaging</w:t>
-      </w:r>
-      <w:proofErr w:type="gramStart"/>
-      <w:r>
-        <w:rPr>
-          <w:i/>
-          <w:iCs/>
-        </w:rPr>
-        <w:t>:</w:t>
-      </w:r>
-      <w:r>
-        <w:t xml:space="preserve">  The</w:t>
-      </w:r>
-      <w:proofErr w:type="gramEnd"/>
-      <w:r>
-        <w:t xml:space="preserve"> task was satisfying and easily completed.</w:t>
-      </w:r>
-    </w:p>
-    <w:p/>
-    <w:p>
-      <w:r>
-        <w:rPr>
-          <w:i/>
-          <w:iCs/>
-        </w:rPr>
-        <w:t>Error Tolerant</w:t>
-      </w:r>
-      <w:proofErr w:type="gramStart"/>
-      <w:r>
-        <w:rPr>
-          <w:i/>
-          <w:iCs/>
-        </w:rPr>
-        <w:t>:</w:t>
-      </w:r>
-      <w:r>
-        <w:t xml:space="preserve">  There</w:t>
-      </w:r>
-      <w:proofErr w:type="gramEnd"/>
-      <w:r>
-        <w:t xml:space="preserve"> were few to </w:t>
-      </w:r>
-      <w:proofErr w:type="gramStart"/>
-      <w:r>
-        <w:t>none</w:t>
-      </w:r>
-      <w:proofErr w:type="gramEnd"/>
-      <w:r>
-        <w:t xml:space="preserve"> errors that could be made easily along the way.</w:t>
-      </w:r>
-    </w:p>
-    <w:p/>
-    <w:p>
-      <w:r>
-        <w:rPr>
-          <w:i/>
-          <w:iCs/>
-        </w:rPr>
-        <w:t>Easy to Learn</w:t>
-      </w:r>
-      <w:proofErr w:type="gramStart"/>
-      <w:r>
-        <w:rPr>
-          <w:i/>
-          <w:iCs/>
-        </w:rPr>
-        <w:t>:</w:t>
-      </w:r>
-      <w:r>
-        <w:t xml:space="preserve">  The</w:t>
-      </w:r>
-      <w:proofErr w:type="gramEnd"/>
-      <w:r>
-        <w:t xml:space="preserve"> interface was intuitive and easy to learn, letting the tasks be completed without outside assistance.</w:t>
+        <w:t>Easy to Learn:</w:t>
+      </w:r>
+      <w:r>
+        <w:t xml:space="preserve">  The interface was intuitive and easy to learn, letting the tasks be completed without outside assistance.</w:t>
       </w:r>
     </w:p>
     <w:p/>
@@ -426,15 +363,7 @@
     <w:p/>
     <w:p>
       <w:r>
-        <w:t xml:space="preserve">The differences in performance for each of these functions </w:t>
-      </w:r>
-      <w:proofErr w:type="gramStart"/>
-      <w:r>
-        <w:t>was</w:t>
-      </w:r>
-      <w:proofErr w:type="gramEnd"/>
-      <w:r>
-        <w:t xml:space="preserve"> then measured using a six-point Likert Scale and totaled up at the end.</w:t>
+        <w:t>The differences in performance for each of these functions was then measured using a six-point Likert Scale and totaled up at the end.</w:t>
       </w:r>
     </w:p>
     <w:p/>
@@ -485,29 +414,13 @@
     <w:p/>
     <w:p>
       <w:r>
-        <w:t xml:space="preserve">This could have taken the form of an email to an IT </w:t>
-      </w:r>
-      <w:proofErr w:type="gramStart"/>
-      <w:r>
-        <w:t>department,</w:t>
-      </w:r>
-      <w:proofErr w:type="gramEnd"/>
-      <w:r>
-        <w:t xml:space="preserve"> submitting a ticket, or even</w:t>
+        <w:t>This could have taken the form of an email to an IT department, submitting a ticket, or even</w:t>
       </w:r>
       <w:r>
         <w:t xml:space="preserve"> just</w:t>
       </w:r>
       <w:r>
-        <w:t xml:space="preserve"> a phone </w:t>
-      </w:r>
-      <w:proofErr w:type="gramStart"/>
-      <w:r>
-        <w:t>number</w:t>
-      </w:r>
-      <w:proofErr w:type="gramEnd"/>
-      <w:r>
-        <w:t xml:space="preserve"> to a service center.</w:t>
+        <w:t xml:space="preserve"> a phone number to a service center.</w:t>
       </w:r>
     </w:p>
     <w:p/>
@@ -543,256 +456,199 @@
     <w:p/>
     <w:p>
       <w:r>
+        <w:t>Here on X, you can see that there is a list of links, but it does not contain any links to technical assistance, even when you open the “More” tab.</w:t>
+      </w:r>
+    </w:p>
+    <w:p/>
+    <w:p>
+      <w:r>
+        <w:t>Instead, in order to find any assistance, you need to use the left-hand sidebar over here, and click “More.”</w:t>
+      </w:r>
+    </w:p>
+    <w:p/>
+    <w:p>
+      <w:r>
+        <w:t>Then “Settings and privacy.”</w:t>
+      </w:r>
+    </w:p>
+    <w:p/>
+    <w:p>
+      <w:r>
+        <w:t>And n</w:t>
+      </w:r>
+      <w:r>
+        <w:t>ow here, you can see there is a link to a Help Center.</w:t>
+      </w:r>
+    </w:p>
+    <w:p/>
+    <w:p>
+      <w:r>
+        <w:t xml:space="preserve">Following this redirects to a different site entirely, which itself isn’t </w:t>
+      </w:r>
+      <w:r>
+        <w:t>unusual</w:t>
+      </w:r>
+      <w:r>
+        <w:t>.</w:t>
+      </w:r>
+    </w:p>
+    <w:p/>
+    <w:p>
+      <w:r>
+        <w:t>Here on this</w:t>
+      </w:r>
+      <w:r>
+        <w:t xml:space="preserve"> help center</w:t>
+      </w:r>
+      <w:r>
+        <w:t xml:space="preserve"> site are common </w:t>
+      </w:r>
+      <w:r>
+        <w:t>user issues</w:t>
+      </w:r>
+      <w:r>
+        <w:t>, FAQs,</w:t>
+      </w:r>
+      <w:r>
+        <w:t xml:space="preserve"> and</w:t>
+      </w:r>
+      <w:r>
+        <w:t xml:space="preserve"> </w:t>
+      </w:r>
+      <w:r>
+        <w:t xml:space="preserve">troubleshooting articles.  </w:t>
+      </w:r>
+    </w:p>
+    <w:p/>
+    <w:p>
+      <w:r>
+        <w:t>These are all</w:t>
+      </w:r>
+      <w:r>
+        <w:t xml:space="preserve"> self-help systems</w:t>
+      </w:r>
+      <w:r>
+        <w:t xml:space="preserve"> that don’t complete the task.</w:t>
+      </w:r>
+    </w:p>
+    <w:p/>
+    <w:p>
+      <w:r>
+        <w:t>In order to</w:t>
+      </w:r>
+      <w:r>
+        <w:t xml:space="preserve"> try and</w:t>
+      </w:r>
+      <w:r>
+        <w:t xml:space="preserve"> reach LIVE technical assistance, </w:t>
+      </w:r>
+      <w:r>
+        <w:t>you can attempt to use “Contact Us,” which is another common system to see on other websites.</w:t>
+      </w:r>
+    </w:p>
+    <w:p/>
+    <w:p>
+      <w:r>
+        <w:t>And here we find more self-help solutions as we scroll to the bottom of the page.</w:t>
+      </w:r>
+    </w:p>
+    <w:p/>
+    <w:p>
+      <w:r>
+        <w:t>Finally, here at the bottom, we have information about some form of contact with actual technical support.</w:t>
+      </w:r>
+    </w:p>
+    <w:p/>
+    <w:p>
+      <w:r>
+        <w:t>However.</w:t>
+      </w:r>
+      <w:r>
+        <w:t>Project</w:t>
+      </w:r>
+    </w:p>
+    <w:p/>
+    <w:p>
+      <w:r>
+        <w:t>When we go to the @Support account as suggested.</w:t>
+      </w:r>
+    </w:p>
+    <w:p/>
+    <w:p>
+      <w:r>
+        <w:t>We find that it’s been deactivated and its posts have been hidden.</w:t>
+      </w:r>
+    </w:p>
+    <w:p/>
+    <w:p>
+      <w:r>
+        <w:t xml:space="preserve">The link that is suggested to replace it redirects </w:t>
+      </w:r>
+      <w:r>
+        <w:t xml:space="preserve">us </w:t>
+      </w:r>
+      <w:r>
+        <w:t>back to the same help center that sent us here.</w:t>
+      </w:r>
+    </w:p>
+    <w:p/>
+    <w:p>
+      <w:r>
+        <w:t>So at this point, the task seemed to be essentially impossible.</w:t>
+      </w:r>
+    </w:p>
+    <w:p/>
+    <w:p>
+      <w:r>
+        <w:t xml:space="preserve">The purpose of this test was whether an average user with average technical knowledge would be able to reach out to a live </w:t>
+      </w:r>
+      <w:r>
+        <w:t>support</w:t>
+      </w:r>
+      <w:r>
+        <w:t xml:space="preserve"> service.</w:t>
+      </w:r>
+    </w:p>
+    <w:p/>
+    <w:p>
+      <w:r>
+        <w:t xml:space="preserve">And </w:t>
+      </w:r>
+      <w:r>
+        <w:t xml:space="preserve">on </w:t>
+      </w:r>
+      <w:r>
+        <w:t>this particular task</w:t>
+      </w:r>
+      <w:r>
+        <w:t>, X</w:t>
+      </w:r>
+      <w:r>
+        <w:t xml:space="preserve"> failed outright.</w:t>
+      </w:r>
+    </w:p>
+    <w:p/>
+    <w:p>
+      <w:r>
+        <w:t>This is in stark contrast to the competitor in my report, Bluesky, which not only had helpful links to their Help Center, but also a user-submitted ticket system.</w:t>
+      </w:r>
+    </w:p>
+    <w:p/>
+    <w:p>
+      <w:r>
+        <w:t xml:space="preserve">If I was in a position to make suggestions to the administrators, then, among many other things, I would tell them to </w:t>
+      </w:r>
+      <w:r>
+        <w:t>make live support more accessible to their users</w:t>
+      </w:r>
+      <w:r>
+        <w:t>.</w:t>
+      </w:r>
+    </w:p>
+    <w:p/>
+    <w:p>
+      <w:r>
         <w:lastRenderedPageBreak/>
-        <w:t>Here on X, you can see that there is a list of links, but it does not contain any links to technical assistance, even when you open the “More” tab.</w:t>
-      </w:r>
-    </w:p>
-    <w:p/>
-    <w:p>
-      <w:r>
-        <w:t xml:space="preserve">Instead, </w:t>
-      </w:r>
-      <w:proofErr w:type="gramStart"/>
-      <w:r>
-        <w:t>in order to</w:t>
-      </w:r>
-      <w:proofErr w:type="gramEnd"/>
-      <w:r>
-        <w:t xml:space="preserve"> find any assistance, you need to use the left-hand sidebar over </w:t>
-      </w:r>
-      <w:proofErr w:type="gramStart"/>
-      <w:r>
-        <w:t>here, and</w:t>
-      </w:r>
-      <w:proofErr w:type="gramEnd"/>
-      <w:r>
-        <w:t xml:space="preserve"> click “More.”</w:t>
-      </w:r>
-    </w:p>
-    <w:p/>
-    <w:p>
-      <w:r>
-        <w:t>Then “Settings and privacy.”</w:t>
-      </w:r>
-    </w:p>
-    <w:p/>
-    <w:p>
-      <w:r>
-        <w:t>And n</w:t>
-      </w:r>
-      <w:r>
-        <w:t>ow here, you can see there is a link to a Help Center.</w:t>
-      </w:r>
-    </w:p>
-    <w:p/>
-    <w:p>
-      <w:r>
-        <w:t xml:space="preserve">Following </w:t>
-      </w:r>
-      <w:proofErr w:type="gramStart"/>
-      <w:r>
-        <w:t>this redirects</w:t>
-      </w:r>
-      <w:proofErr w:type="gramEnd"/>
-      <w:r>
-        <w:t xml:space="preserve"> to a different site entirely, which itself isn’t </w:t>
-      </w:r>
-      <w:r>
-        <w:t>unusual</w:t>
-      </w:r>
-      <w:r>
-        <w:t>.</w:t>
-      </w:r>
-    </w:p>
-    <w:p/>
-    <w:p>
-      <w:r>
-        <w:t>Here on this</w:t>
-      </w:r>
-      <w:r>
-        <w:t xml:space="preserve"> help center</w:t>
-      </w:r>
-      <w:r>
-        <w:t xml:space="preserve"> site are common </w:t>
-      </w:r>
-      <w:r>
-        <w:t>user issues</w:t>
-      </w:r>
-      <w:r>
-        <w:t>, FAQs,</w:t>
-      </w:r>
-      <w:r>
-        <w:t xml:space="preserve"> and</w:t>
-      </w:r>
-      <w:r>
-        <w:t xml:space="preserve"> </w:t>
-      </w:r>
-      <w:r>
-        <w:t xml:space="preserve">troubleshooting articles.  </w:t>
-      </w:r>
-    </w:p>
-    <w:p/>
-    <w:p>
-      <w:r>
-        <w:t>These are all</w:t>
-      </w:r>
-      <w:r>
-        <w:t xml:space="preserve"> self-help systems</w:t>
-      </w:r>
-      <w:r>
-        <w:t xml:space="preserve"> that don’t complete the task.</w:t>
-      </w:r>
-    </w:p>
-    <w:p/>
-    <w:p>
-      <w:proofErr w:type="gramStart"/>
-      <w:r>
-        <w:t>In order to</w:t>
-      </w:r>
-      <w:proofErr w:type="gramEnd"/>
-      <w:r>
-        <w:t xml:space="preserve"> try and</w:t>
-      </w:r>
-      <w:r>
-        <w:t xml:space="preserve"> reach LIVE technical assistance, </w:t>
-      </w:r>
-      <w:r>
-        <w:t>you can attempt to use “Contact Us,” which is another common system to see on other websites.</w:t>
-      </w:r>
-    </w:p>
-    <w:p/>
-    <w:p>
-      <w:r>
-        <w:t>And here we find more self-help solutions as we scroll to the bottom of the page.</w:t>
-      </w:r>
-    </w:p>
-    <w:p/>
-    <w:p>
-      <w:r>
-        <w:t>Finally, here at the bottom, we have information about some form of contact with actual technical support.</w:t>
-      </w:r>
-    </w:p>
-    <w:p/>
-    <w:p>
-      <w:r>
-        <w:t>However.</w:t>
-      </w:r>
-    </w:p>
-    <w:p/>
-    <w:p>
-      <w:r>
-        <w:t>When we go to the @Support account as suggested.</w:t>
-      </w:r>
-    </w:p>
-    <w:p/>
-    <w:p>
-      <w:r>
-        <w:t xml:space="preserve">We find that it’s been </w:t>
-      </w:r>
-      <w:proofErr w:type="gramStart"/>
-      <w:r>
-        <w:t>deactivated</w:t>
-      </w:r>
-      <w:proofErr w:type="gramEnd"/>
-      <w:r>
-        <w:t xml:space="preserve"> and its posts have been hidden.</w:t>
-      </w:r>
-    </w:p>
-    <w:p/>
-    <w:p>
-      <w:r>
-        <w:t xml:space="preserve">The link that is suggested to replace it redirects </w:t>
-      </w:r>
-      <w:r>
-        <w:t xml:space="preserve">us </w:t>
-      </w:r>
-      <w:r>
-        <w:t>back to the same help center that sent us here.</w:t>
-      </w:r>
-    </w:p>
-    <w:p/>
-    <w:p>
-      <w:proofErr w:type="gramStart"/>
-      <w:r>
-        <w:t>So</w:t>
-      </w:r>
-      <w:proofErr w:type="gramEnd"/>
-      <w:r>
-        <w:t xml:space="preserve"> at this point, the task seemed to be essentially impossible.</w:t>
-      </w:r>
-    </w:p>
-    <w:p/>
-    <w:p>
-      <w:r>
-        <w:t xml:space="preserve">The purpose of this test </w:t>
-      </w:r>
-      <w:proofErr w:type="gramStart"/>
-      <w:r>
-        <w:t>was</w:t>
-      </w:r>
-      <w:proofErr w:type="gramEnd"/>
-      <w:r>
-        <w:t xml:space="preserve"> whether an average user with average technical knowledge would be able to reach out to a live </w:t>
-      </w:r>
-      <w:r>
-        <w:t>support</w:t>
-      </w:r>
-      <w:r>
-        <w:t xml:space="preserve"> service.</w:t>
-      </w:r>
-    </w:p>
-    <w:p/>
-    <w:p>
-      <w:r>
-        <w:t xml:space="preserve">And </w:t>
-      </w:r>
-      <w:r>
-        <w:t xml:space="preserve">on </w:t>
-      </w:r>
-      <w:r>
-        <w:t xml:space="preserve">this </w:t>
-      </w:r>
-      <w:proofErr w:type="gramStart"/>
-      <w:r>
-        <w:t>particular task</w:t>
-      </w:r>
-      <w:proofErr w:type="gramEnd"/>
-      <w:r>
-        <w:t>, X</w:t>
-      </w:r>
-      <w:r>
-        <w:t xml:space="preserve"> failed outright.</w:t>
-      </w:r>
-    </w:p>
-    <w:p/>
-    <w:p>
-      <w:r>
-        <w:t>This is in stark contrast to the competitor in my report, Bluesky, which not only had helpful links to their Help Center, but also a user-submitted ticket system.</w:t>
-      </w:r>
-    </w:p>
-    <w:p/>
-    <w:p>
-      <w:r>
-        <w:t xml:space="preserve">If I was </w:t>
-      </w:r>
-      <w:proofErr w:type="gramStart"/>
-      <w:r>
-        <w:t>in a position</w:t>
-      </w:r>
-      <w:proofErr w:type="gramEnd"/>
-      <w:r>
-        <w:t xml:space="preserve"> to make suggestions to the administrators, then, among many other things, I would tell them to </w:t>
-      </w:r>
-      <w:r>
-        <w:t>make live support more accessible to their users</w:t>
-      </w:r>
-      <w:r>
-        <w:t>.</w:t>
-      </w:r>
-    </w:p>
-    <w:p/>
-    <w:p>
-      <w:r>
         <w:t>Thank you for your time.</w:t>
       </w:r>
     </w:p>
